--- a/src/main/resources/word/test.docx
+++ b/src/main/resources/word/test.docx
@@ -880,184 +880,194 @@
         </w:rPr>
         <w:t>各类分析数据输出</w:t>
       </w:r>
+    </w:p>
+    <w:p>
+      <w:pPr>
+        <w:ind w:firstLine="640" w:firstLineChars="200"/>
+        <w:rPr>
+          <w:rFonts w:hint="eastAsia" w:ascii="仿宋" w:hAnsi="仿宋" w:eastAsia="仿宋" w:cs="仿宋"/>
+          <w:color w:val="auto"/>
+          <w:sz w:val="32"/>
+          <w:szCs w:val="32"/>
+          <w:lang w:val="en-US" w:eastAsia="zh-CN"/>
+        </w:rPr>
+      </w:pPr>
+      <w:r>
+        <w:rPr>
+          <w:rFonts w:hint="eastAsia" w:ascii="仿宋" w:hAnsi="仿宋" w:eastAsia="仿宋" w:cs="仿宋"/>
+          <w:color w:val="auto"/>
+          <w:sz w:val="32"/>
+          <w:szCs w:val="32"/>
+          <w:lang w:val="en-US" w:eastAsia="zh-CN"/>
+        </w:rPr>
+        <w:t>5、故障点信息</w:t>
+      </w:r>
+    </w:p>
+    <w:p>
+      <w:pPr>
+        <w:ind w:firstLine="640" w:firstLineChars="200"/>
+        <w:rPr>
+          <w:rFonts w:hint="eastAsia" w:ascii="仿宋" w:hAnsi="仿宋" w:eastAsia="仿宋" w:cs="仿宋"/>
+          <w:color w:val="auto"/>
+          <w:sz w:val="32"/>
+          <w:szCs w:val="32"/>
+          <w:highlight w:val="none"/>
+          <w:lang w:val="en-US" w:eastAsia="zh-CN"/>
+        </w:rPr>
+      </w:pPr>
+      <w:r>
+        <w:rPr>
+          <w:rFonts w:hint="eastAsia" w:ascii="仿宋" w:hAnsi="仿宋" w:eastAsia="仿宋" w:cs="仿宋"/>
+          <w:color w:val="auto"/>
+          <w:sz w:val="32"/>
+          <w:szCs w:val="32"/>
+          <w:lang w:val="en-US" w:eastAsia="zh-CN"/>
+        </w:rPr>
+        <w:t>本次推荐故障距离为</w:t>
+      </w:r>
+      <w:r>
+        <w:rPr>
+          <w:rFonts w:hint="default" w:ascii="仿宋" w:hAnsi="仿宋" w:eastAsia="仿宋" w:cs="仿宋"/>
+          <w:color w:val="auto"/>
+          <w:sz w:val="32"/>
+          <w:szCs w:val="32"/>
+          <w:lang w:eastAsia="zh-CN"/>
+        </w:rPr>
+        <w:t>{{dlbf}}</w:t>
+      </w:r>
+      <w:r>
+        <w:rPr>
+          <w:rFonts w:hint="default" w:ascii="仿宋" w:hAnsi="仿宋" w:eastAsia="仿宋" w:cs="仿宋"/>
+          <w:color w:val="auto"/>
+          <w:sz w:val="32"/>
+          <w:szCs w:val="32"/>
+          <w:lang w:eastAsia="zh-CN"/>
+        </w:rPr>
+        <w:t>km，</w:t>
+      </w:r>
+      <w:r>
+        <w:rPr>
+          <w:rFonts w:hint="eastAsia" w:ascii="仿宋" w:hAnsi="仿宋" w:eastAsia="仿宋" w:cs="仿宋"/>
+          <w:color w:val="auto"/>
+          <w:sz w:val="32"/>
+          <w:szCs w:val="32"/>
+          <w:lang w:val="en-US" w:eastAsia="zh-CN"/>
+        </w:rPr>
+        <w:t>测距结果，</w:t>
+      </w:r>
+      <w:r>
+        <w:rPr>
+          <w:rFonts w:hint="default" w:ascii="仿宋" w:hAnsi="仿宋" w:eastAsia="仿宋" w:cs="仿宋"/>
+          <w:color w:val="auto"/>
+          <w:sz w:val="32"/>
+          <w:szCs w:val="32"/>
+          <w:lang w:eastAsia="zh-CN"/>
+        </w:rPr>
+        <w:t>{{onetwo}}{{updown}}{{failuretype}}</w:t>
+      </w:r>
+      <w:r>
+        <w:rPr>
+          <w:rFonts w:hint="eastAsia" w:ascii="仿宋" w:hAnsi="仿宋" w:eastAsia="仿宋" w:cs="仿宋"/>
+          <w:color w:val="auto"/>
+          <w:sz w:val="32"/>
+          <w:szCs w:val="32"/>
+          <w:highlight w:val="none"/>
+          <w:lang w:val="en-US" w:eastAsia="zh-CN"/>
+        </w:rPr>
+        <w:t>，</w:t>
+      </w:r>
+      <w:r>
+        <w:rPr>
+          <w:rFonts w:hint="eastAsia" w:ascii="仿宋" w:hAnsi="仿宋" w:eastAsia="仿宋" w:cs="仿宋"/>
+          <w:color w:val="auto"/>
+          <w:sz w:val="32"/>
+          <w:szCs w:val="32"/>
+        </w:rPr>
+        <w:t>距离为</w:t>
+      </w:r>
+      <w:r>
+        <w:rPr>
+          <w:rFonts w:hint="default" w:ascii="仿宋" w:hAnsi="仿宋" w:eastAsia="仿宋" w:cs="仿宋"/>
+          <w:color w:val="auto"/>
+          <w:sz w:val="32"/>
+          <w:szCs w:val="32"/>
+        </w:rPr>
+        <w:t>{{tjgzjl}}</w:t>
+      </w:r>
+      <w:r>
+        <w:rPr>
+          <w:rFonts w:hint="eastAsia" w:ascii="仿宋" w:hAnsi="仿宋" w:eastAsia="仿宋" w:cs="仿宋"/>
+          <w:color w:val="auto"/>
+          <w:sz w:val="32"/>
+          <w:szCs w:val="32"/>
+        </w:rPr>
+        <w:t>km，公里标</w:t>
+      </w:r>
+      <w:r>
+        <w:rPr>
+          <w:rFonts w:hint="default" w:ascii="仿宋" w:hAnsi="仿宋" w:eastAsia="仿宋" w:cs="仿宋"/>
+          <w:color w:val="auto"/>
+          <w:sz w:val="32"/>
+          <w:szCs w:val="32"/>
+        </w:rPr>
+        <w:t>{{glb}}</w:t>
+      </w:r>
+      <w:r>
+        <w:rPr>
+          <w:rFonts w:hint="eastAsia" w:ascii="仿宋" w:hAnsi="仿宋" w:eastAsia="仿宋" w:cs="仿宋"/>
+          <w:color w:val="auto"/>
+          <w:sz w:val="32"/>
+          <w:szCs w:val="32"/>
+        </w:rPr>
+        <w:t>。</w:t>
+      </w:r>
+      <w:r>
+        <w:rPr>
+          <w:rFonts w:hint="eastAsia" w:ascii="仿宋" w:hAnsi="仿宋" w:eastAsia="仿宋" w:cs="仿宋"/>
+          <w:color w:val="auto"/>
+          <w:sz w:val="32"/>
+          <w:szCs w:val="32"/>
+          <w:lang w:val="en-US" w:eastAsia="zh-CN"/>
+        </w:rPr>
+        <w:t>故障点附近前后各</w:t>
+      </w:r>
+      <w:r>
+        <w:rPr>
+          <w:rFonts w:hint="eastAsia" w:ascii="仿宋" w:hAnsi="仿宋" w:eastAsia="仿宋" w:cs="仿宋"/>
+          <w:color w:val="auto"/>
+          <w:sz w:val="32"/>
+          <w:szCs w:val="32"/>
+          <w:highlight w:val="none"/>
+          <w:lang w:val="en-US" w:eastAsia="zh-CN"/>
+        </w:rPr>
+        <w:t>500m范围内接触网设备设施及其他相关设施信息如下：</w:t>
+      </w:r>
+    </w:p>
+    <w:p>
+      <w:pPr>
+        <w:ind w:firstLine="640" w:firstLineChars="200"/>
+        <w:rPr>
+          <w:rFonts w:hint="eastAsia" w:ascii="仿宋" w:hAnsi="仿宋" w:eastAsia="仿宋" w:cs="仿宋"/>
+          <w:color w:val="auto"/>
+          <w:sz w:val="32"/>
+          <w:szCs w:val="32"/>
+          <w:highlight w:val="none"/>
+          <w:lang w:val="en-US" w:eastAsia="zh-CN"/>
+        </w:rPr>
+      </w:pPr>
+      <w:r>
+        <w:rPr>
+          <w:rFonts w:hint="eastAsia" w:ascii="仿宋" w:hAnsi="仿宋" w:eastAsia="仿宋" w:cs="仿宋"/>
+          <w:color w:val="auto"/>
+          <w:sz w:val="32"/>
+          <w:szCs w:val="32"/>
+          <w:highlight w:val="none"/>
+          <w:lang w:val="en-US" w:eastAsia="zh-CN"/>
+        </w:rPr>
+        <w:t>（1）接触网关键设施信息：</w:t>
+      </w:r>
       <w:bookmarkStart w:id="0" w:name="_GoBack"/>
       <w:bookmarkEnd w:id="0"/>
-    </w:p>
-    <w:p>
-      <w:pPr>
-        <w:ind w:firstLine="640" w:firstLineChars="200"/>
-        <w:rPr>
-          <w:rFonts w:hint="eastAsia" w:ascii="仿宋" w:hAnsi="仿宋" w:eastAsia="仿宋" w:cs="仿宋"/>
-          <w:color w:val="auto"/>
-          <w:sz w:val="32"/>
-          <w:szCs w:val="32"/>
-          <w:lang w:val="en-US" w:eastAsia="zh-CN"/>
-        </w:rPr>
-      </w:pPr>
-      <w:r>
-        <w:rPr>
-          <w:rFonts w:hint="eastAsia" w:ascii="仿宋" w:hAnsi="仿宋" w:eastAsia="仿宋" w:cs="仿宋"/>
-          <w:color w:val="auto"/>
-          <w:sz w:val="32"/>
-          <w:szCs w:val="32"/>
-          <w:lang w:val="en-US" w:eastAsia="zh-CN"/>
-        </w:rPr>
-        <w:t>5、故障点信息</w:t>
-      </w:r>
-    </w:p>
-    <w:p>
-      <w:pPr>
-        <w:ind w:firstLine="640" w:firstLineChars="200"/>
-        <w:rPr>
-          <w:rFonts w:hint="eastAsia" w:ascii="仿宋" w:hAnsi="仿宋" w:eastAsia="仿宋" w:cs="仿宋"/>
-          <w:color w:val="auto"/>
-          <w:sz w:val="32"/>
-          <w:szCs w:val="32"/>
-          <w:highlight w:val="none"/>
-          <w:lang w:val="en-US" w:eastAsia="zh-CN"/>
-        </w:rPr>
-      </w:pPr>
-      <w:r>
-        <w:rPr>
-          <w:rFonts w:hint="eastAsia" w:ascii="仿宋" w:hAnsi="仿宋" w:eastAsia="仿宋" w:cs="仿宋"/>
-          <w:color w:val="auto"/>
-          <w:sz w:val="32"/>
-          <w:szCs w:val="32"/>
-          <w:lang w:val="en-US" w:eastAsia="zh-CN"/>
-        </w:rPr>
-        <w:t>本次推荐故障距离为</w:t>
-      </w:r>
-      <w:r>
-        <w:rPr>
-          <w:rFonts w:hint="default" w:ascii="仿宋" w:hAnsi="仿宋" w:eastAsia="仿宋" w:cs="仿宋"/>
-          <w:color w:val="auto"/>
-          <w:sz w:val="32"/>
-          <w:szCs w:val="32"/>
-          <w:lang w:eastAsia="zh-CN"/>
-        </w:rPr>
-        <w:t>{{dlbf}}</w:t>
-      </w:r>
-      <w:r>
-        <w:rPr>
-          <w:rFonts w:hint="eastAsia" w:ascii="仿宋" w:hAnsi="仿宋" w:eastAsia="仿宋" w:cs="仿宋"/>
-          <w:color w:val="auto"/>
-          <w:sz w:val="32"/>
-          <w:szCs w:val="32"/>
-          <w:lang w:val="en-US" w:eastAsia="zh-CN"/>
-        </w:rPr>
-        <w:t>测距结果，</w:t>
-      </w:r>
-      <w:r>
-        <w:rPr>
-          <w:rFonts w:hint="default" w:ascii="仿宋" w:hAnsi="仿宋" w:eastAsia="仿宋" w:cs="仿宋"/>
-          <w:color w:val="auto"/>
-          <w:sz w:val="32"/>
-          <w:szCs w:val="32"/>
-          <w:lang w:eastAsia="zh-CN"/>
-        </w:rPr>
-        <w:t>{{onetwo}}{{updown}}{{failuretype}}</w:t>
-      </w:r>
-      <w:r>
-        <w:rPr>
-          <w:rFonts w:hint="eastAsia" w:ascii="仿宋" w:hAnsi="仿宋" w:eastAsia="仿宋" w:cs="仿宋"/>
-          <w:color w:val="auto"/>
-          <w:sz w:val="32"/>
-          <w:szCs w:val="32"/>
-          <w:highlight w:val="none"/>
-          <w:lang w:val="en-US" w:eastAsia="zh-CN"/>
-        </w:rPr>
-        <w:t>，</w:t>
-      </w:r>
-      <w:r>
-        <w:rPr>
-          <w:rFonts w:hint="eastAsia" w:ascii="仿宋" w:hAnsi="仿宋" w:eastAsia="仿宋" w:cs="仿宋"/>
-          <w:color w:val="auto"/>
-          <w:sz w:val="32"/>
-          <w:szCs w:val="32"/>
-        </w:rPr>
-        <w:t>距离为</w:t>
-      </w:r>
-      <w:r>
-        <w:rPr>
-          <w:rFonts w:hint="default" w:ascii="仿宋" w:hAnsi="仿宋" w:eastAsia="仿宋" w:cs="仿宋"/>
-          <w:color w:val="auto"/>
-          <w:sz w:val="32"/>
-          <w:szCs w:val="32"/>
-        </w:rPr>
-        <w:t>{{tjgzjl}}</w:t>
-      </w:r>
-      <w:r>
-        <w:rPr>
-          <w:rFonts w:hint="eastAsia" w:ascii="仿宋" w:hAnsi="仿宋" w:eastAsia="仿宋" w:cs="仿宋"/>
-          <w:color w:val="auto"/>
-          <w:sz w:val="32"/>
-          <w:szCs w:val="32"/>
-        </w:rPr>
-        <w:t>km，公里标</w:t>
-      </w:r>
-      <w:r>
-        <w:rPr>
-          <w:rFonts w:hint="default" w:ascii="仿宋" w:hAnsi="仿宋" w:eastAsia="仿宋" w:cs="仿宋"/>
-          <w:color w:val="auto"/>
-          <w:sz w:val="32"/>
-          <w:szCs w:val="32"/>
-        </w:rPr>
-        <w:t>{{glb}}</w:t>
-      </w:r>
-      <w:r>
-        <w:rPr>
-          <w:rFonts w:hint="eastAsia" w:ascii="仿宋" w:hAnsi="仿宋" w:eastAsia="仿宋" w:cs="仿宋"/>
-          <w:color w:val="auto"/>
-          <w:sz w:val="32"/>
-          <w:szCs w:val="32"/>
-        </w:rPr>
-        <w:t>。</w:t>
-      </w:r>
-      <w:r>
-        <w:rPr>
-          <w:rFonts w:hint="eastAsia" w:ascii="仿宋" w:hAnsi="仿宋" w:eastAsia="仿宋" w:cs="仿宋"/>
-          <w:color w:val="auto"/>
-          <w:sz w:val="32"/>
-          <w:szCs w:val="32"/>
-          <w:lang w:val="en-US" w:eastAsia="zh-CN"/>
-        </w:rPr>
-        <w:t>故障点附近前后各</w:t>
-      </w:r>
-      <w:r>
-        <w:rPr>
-          <w:rFonts w:hint="eastAsia" w:ascii="仿宋" w:hAnsi="仿宋" w:eastAsia="仿宋" w:cs="仿宋"/>
-          <w:color w:val="auto"/>
-          <w:sz w:val="32"/>
-          <w:szCs w:val="32"/>
-          <w:highlight w:val="none"/>
-          <w:lang w:val="en-US" w:eastAsia="zh-CN"/>
-        </w:rPr>
-        <w:t>500m范围内接触网设备设施及其他相关设施信息如下：</w:t>
-      </w:r>
-    </w:p>
-    <w:p>
-      <w:pPr>
-        <w:ind w:firstLine="640" w:firstLineChars="200"/>
-        <w:rPr>
-          <w:rFonts w:hint="eastAsia" w:ascii="仿宋" w:hAnsi="仿宋" w:eastAsia="仿宋" w:cs="仿宋"/>
-          <w:color w:val="auto"/>
-          <w:sz w:val="32"/>
-          <w:szCs w:val="32"/>
-          <w:highlight w:val="none"/>
-          <w:lang w:val="en-US" w:eastAsia="zh-CN"/>
-        </w:rPr>
-      </w:pPr>
-      <w:r>
-        <w:rPr>
-          <w:rFonts w:hint="eastAsia" w:ascii="仿宋" w:hAnsi="仿宋" w:eastAsia="仿宋" w:cs="仿宋"/>
-          <w:color w:val="auto"/>
-          <w:sz w:val="32"/>
-          <w:szCs w:val="32"/>
-          <w:highlight w:val="none"/>
-          <w:lang w:val="en-US" w:eastAsia="zh-CN"/>
-        </w:rPr>
-        <w:t>（1）接触网关键设施信息：</w:t>
-      </w:r>
     </w:p>
     <w:p>
       <w:pPr>

--- a/src/main/resources/word/test.docx
+++ b/src/main/resources/word/test.docx
@@ -859,26 +859,23 @@
     </w:p>
     <w:p>
       <w:pPr>
-        <w:ind w:firstLine="640" w:firstLineChars="200"/>
-        <w:rPr>
-          <w:rFonts w:hint="default" w:ascii="仿宋" w:hAnsi="仿宋" w:eastAsia="仿宋" w:cs="仿宋"/>
-          <w:color w:val="auto"/>
-          <w:sz w:val="32"/>
-          <w:szCs w:val="32"/>
-          <w:highlight w:val="red"/>
-          <w:lang w:val="en-US" w:eastAsia="zh-CN"/>
-        </w:rPr>
-      </w:pPr>
-      <w:r>
-        <w:rPr>
-          <w:rFonts w:hint="eastAsia" w:ascii="仿宋" w:hAnsi="仿宋" w:eastAsia="仿宋" w:cs="仿宋"/>
-          <w:color w:val="auto"/>
-          <w:sz w:val="32"/>
-          <w:szCs w:val="32"/>
-          <w:highlight w:val="red"/>
-          <w:lang w:val="en-US" w:eastAsia="zh-CN"/>
-        </w:rPr>
-        <w:t>各类分析数据输出</w:t>
+        <w:rPr>
+          <w:rFonts w:hint="eastAsia" w:ascii="仿宋" w:hAnsi="仿宋" w:eastAsia="仿宋" w:cs="仿宋"/>
+          <w:color w:val="auto"/>
+          <w:sz w:val="32"/>
+          <w:szCs w:val="32"/>
+          <w:lang w:eastAsia="zh-CN"/>
+        </w:rPr>
+      </w:pPr>
+      <w:r>
+        <w:rPr>
+          <w:rFonts w:hint="default" w:ascii="仿宋" w:hAnsi="仿宋" w:eastAsia="仿宋" w:cs="仿宋"/>
+          <w:color w:val="auto"/>
+          <w:sz w:val="32"/>
+          <w:szCs w:val="32"/>
+          <w:lang w:eastAsia="zh-CN"/>
+        </w:rPr>
+        <w:t>{{#calcData}}</w:t>
       </w:r>
     </w:p>
     <w:p>
@@ -943,131 +940,131 @@
           <w:szCs w:val="32"/>
           <w:lang w:eastAsia="zh-CN"/>
         </w:rPr>
-        <w:t>km，</w:t>
-      </w:r>
-      <w:r>
-        <w:rPr>
-          <w:rFonts w:hint="eastAsia" w:ascii="仿宋" w:hAnsi="仿宋" w:eastAsia="仿宋" w:cs="仿宋"/>
-          <w:color w:val="auto"/>
-          <w:sz w:val="32"/>
-          <w:szCs w:val="32"/>
-          <w:lang w:val="en-US" w:eastAsia="zh-CN"/>
-        </w:rPr>
-        <w:t>测距结果，</w:t>
-      </w:r>
-      <w:r>
-        <w:rPr>
-          <w:rFonts w:hint="default" w:ascii="仿宋" w:hAnsi="仿宋" w:eastAsia="仿宋" w:cs="仿宋"/>
-          <w:color w:val="auto"/>
-          <w:sz w:val="32"/>
-          <w:szCs w:val="32"/>
-          <w:lang w:eastAsia="zh-CN"/>
-        </w:rPr>
-        <w:t>{{onetwo}}{{updown}}{{failuretype}}</w:t>
-      </w:r>
-      <w:r>
-        <w:rPr>
-          <w:rFonts w:hint="eastAsia" w:ascii="仿宋" w:hAnsi="仿宋" w:eastAsia="仿宋" w:cs="仿宋"/>
-          <w:color w:val="auto"/>
-          <w:sz w:val="32"/>
-          <w:szCs w:val="32"/>
-          <w:highlight w:val="none"/>
-          <w:lang w:val="en-US" w:eastAsia="zh-CN"/>
-        </w:rPr>
         <w:t>，</w:t>
-      </w:r>
-      <w:r>
-        <w:rPr>
-          <w:rFonts w:hint="eastAsia" w:ascii="仿宋" w:hAnsi="仿宋" w:eastAsia="仿宋" w:cs="仿宋"/>
-          <w:color w:val="auto"/>
-          <w:sz w:val="32"/>
-          <w:szCs w:val="32"/>
-        </w:rPr>
-        <w:t>距离为</w:t>
-      </w:r>
-      <w:r>
-        <w:rPr>
-          <w:rFonts w:hint="default" w:ascii="仿宋" w:hAnsi="仿宋" w:eastAsia="仿宋" w:cs="仿宋"/>
-          <w:color w:val="auto"/>
-          <w:sz w:val="32"/>
-          <w:szCs w:val="32"/>
-        </w:rPr>
-        <w:t>{{tjgzjl}}</w:t>
-      </w:r>
-      <w:r>
-        <w:rPr>
-          <w:rFonts w:hint="eastAsia" w:ascii="仿宋" w:hAnsi="仿宋" w:eastAsia="仿宋" w:cs="仿宋"/>
-          <w:color w:val="auto"/>
-          <w:sz w:val="32"/>
-          <w:szCs w:val="32"/>
-        </w:rPr>
-        <w:t>km，公里标</w:t>
-      </w:r>
-      <w:r>
-        <w:rPr>
-          <w:rFonts w:hint="default" w:ascii="仿宋" w:hAnsi="仿宋" w:eastAsia="仿宋" w:cs="仿宋"/>
-          <w:color w:val="auto"/>
-          <w:sz w:val="32"/>
-          <w:szCs w:val="32"/>
-        </w:rPr>
-        <w:t>{{glb}}</w:t>
-      </w:r>
-      <w:r>
-        <w:rPr>
-          <w:rFonts w:hint="eastAsia" w:ascii="仿宋" w:hAnsi="仿宋" w:eastAsia="仿宋" w:cs="仿宋"/>
-          <w:color w:val="auto"/>
-          <w:sz w:val="32"/>
-          <w:szCs w:val="32"/>
-        </w:rPr>
-        <w:t>。</w:t>
-      </w:r>
-      <w:r>
-        <w:rPr>
-          <w:rFonts w:hint="eastAsia" w:ascii="仿宋" w:hAnsi="仿宋" w:eastAsia="仿宋" w:cs="仿宋"/>
-          <w:color w:val="auto"/>
-          <w:sz w:val="32"/>
-          <w:szCs w:val="32"/>
-          <w:lang w:val="en-US" w:eastAsia="zh-CN"/>
-        </w:rPr>
-        <w:t>故障点附近前后各</w:t>
-      </w:r>
-      <w:r>
-        <w:rPr>
-          <w:rFonts w:hint="eastAsia" w:ascii="仿宋" w:hAnsi="仿宋" w:eastAsia="仿宋" w:cs="仿宋"/>
-          <w:color w:val="auto"/>
-          <w:sz w:val="32"/>
-          <w:szCs w:val="32"/>
-          <w:highlight w:val="none"/>
-          <w:lang w:val="en-US" w:eastAsia="zh-CN"/>
-        </w:rPr>
-        <w:t>500m范围内接触网设备设施及其他相关设施信息如下：</w:t>
-      </w:r>
-    </w:p>
-    <w:p>
-      <w:pPr>
-        <w:ind w:firstLine="640" w:firstLineChars="200"/>
-        <w:rPr>
-          <w:rFonts w:hint="eastAsia" w:ascii="仿宋" w:hAnsi="仿宋" w:eastAsia="仿宋" w:cs="仿宋"/>
-          <w:color w:val="auto"/>
-          <w:sz w:val="32"/>
-          <w:szCs w:val="32"/>
-          <w:highlight w:val="none"/>
-          <w:lang w:val="en-US" w:eastAsia="zh-CN"/>
-        </w:rPr>
-      </w:pPr>
-      <w:r>
-        <w:rPr>
-          <w:rFonts w:hint="eastAsia" w:ascii="仿宋" w:hAnsi="仿宋" w:eastAsia="仿宋" w:cs="仿宋"/>
-          <w:color w:val="auto"/>
-          <w:sz w:val="32"/>
-          <w:szCs w:val="32"/>
-          <w:highlight w:val="none"/>
-          <w:lang w:val="en-US" w:eastAsia="zh-CN"/>
-        </w:rPr>
-        <w:t>（1）接触网关键设施信息：</w:t>
       </w:r>
       <w:bookmarkStart w:id="0" w:name="_GoBack"/>
       <w:bookmarkEnd w:id="0"/>
+      <w:r>
+        <w:rPr>
+          <w:rFonts w:hint="eastAsia" w:ascii="仿宋" w:hAnsi="仿宋" w:eastAsia="仿宋" w:cs="仿宋"/>
+          <w:color w:val="auto"/>
+          <w:sz w:val="32"/>
+          <w:szCs w:val="32"/>
+          <w:lang w:val="en-US" w:eastAsia="zh-CN"/>
+        </w:rPr>
+        <w:t>测距结果，</w:t>
+      </w:r>
+      <w:r>
+        <w:rPr>
+          <w:rFonts w:hint="default" w:ascii="仿宋" w:hAnsi="仿宋" w:eastAsia="仿宋" w:cs="仿宋"/>
+          <w:color w:val="auto"/>
+          <w:sz w:val="32"/>
+          <w:szCs w:val="32"/>
+          <w:lang w:eastAsia="zh-CN"/>
+        </w:rPr>
+        <w:t>{{onetwo}}{{updown}}{{failuretype}}</w:t>
+      </w:r>
+      <w:r>
+        <w:rPr>
+          <w:rFonts w:hint="eastAsia" w:ascii="仿宋" w:hAnsi="仿宋" w:eastAsia="仿宋" w:cs="仿宋"/>
+          <w:color w:val="auto"/>
+          <w:sz w:val="32"/>
+          <w:szCs w:val="32"/>
+          <w:highlight w:val="none"/>
+          <w:lang w:val="en-US" w:eastAsia="zh-CN"/>
+        </w:rPr>
+        <w:t>，</w:t>
+      </w:r>
+      <w:r>
+        <w:rPr>
+          <w:rFonts w:hint="eastAsia" w:ascii="仿宋" w:hAnsi="仿宋" w:eastAsia="仿宋" w:cs="仿宋"/>
+          <w:color w:val="auto"/>
+          <w:sz w:val="32"/>
+          <w:szCs w:val="32"/>
+        </w:rPr>
+        <w:t>距离为</w:t>
+      </w:r>
+      <w:r>
+        <w:rPr>
+          <w:rFonts w:hint="default" w:ascii="仿宋" w:hAnsi="仿宋" w:eastAsia="仿宋" w:cs="仿宋"/>
+          <w:color w:val="auto"/>
+          <w:sz w:val="32"/>
+          <w:szCs w:val="32"/>
+        </w:rPr>
+        <w:t>{{tjgzjl}}</w:t>
+      </w:r>
+      <w:r>
+        <w:rPr>
+          <w:rFonts w:hint="eastAsia" w:ascii="仿宋" w:hAnsi="仿宋" w:eastAsia="仿宋" w:cs="仿宋"/>
+          <w:color w:val="auto"/>
+          <w:sz w:val="32"/>
+          <w:szCs w:val="32"/>
+        </w:rPr>
+        <w:t>km，公里标</w:t>
+      </w:r>
+      <w:r>
+        <w:rPr>
+          <w:rFonts w:hint="default" w:ascii="仿宋" w:hAnsi="仿宋" w:eastAsia="仿宋" w:cs="仿宋"/>
+          <w:color w:val="auto"/>
+          <w:sz w:val="32"/>
+          <w:szCs w:val="32"/>
+        </w:rPr>
+        <w:t>{{glb}}</w:t>
+      </w:r>
+      <w:r>
+        <w:rPr>
+          <w:rFonts w:hint="eastAsia" w:ascii="仿宋" w:hAnsi="仿宋" w:eastAsia="仿宋" w:cs="仿宋"/>
+          <w:color w:val="auto"/>
+          <w:sz w:val="32"/>
+          <w:szCs w:val="32"/>
+        </w:rPr>
+        <w:t>。</w:t>
+      </w:r>
+      <w:r>
+        <w:rPr>
+          <w:rFonts w:hint="eastAsia" w:ascii="仿宋" w:hAnsi="仿宋" w:eastAsia="仿宋" w:cs="仿宋"/>
+          <w:color w:val="auto"/>
+          <w:sz w:val="32"/>
+          <w:szCs w:val="32"/>
+          <w:lang w:val="en-US" w:eastAsia="zh-CN"/>
+        </w:rPr>
+        <w:t>故障点附近前后各</w:t>
+      </w:r>
+      <w:r>
+        <w:rPr>
+          <w:rFonts w:hint="eastAsia" w:ascii="仿宋" w:hAnsi="仿宋" w:eastAsia="仿宋" w:cs="仿宋"/>
+          <w:color w:val="auto"/>
+          <w:sz w:val="32"/>
+          <w:szCs w:val="32"/>
+          <w:highlight w:val="none"/>
+          <w:lang w:val="en-US" w:eastAsia="zh-CN"/>
+        </w:rPr>
+        <w:t>500m范围内接触网设备设施及其他相关设施信息如下：</w:t>
+      </w:r>
+    </w:p>
+    <w:p>
+      <w:pPr>
+        <w:ind w:firstLine="640" w:firstLineChars="200"/>
+        <w:rPr>
+          <w:rFonts w:hint="eastAsia" w:ascii="仿宋" w:hAnsi="仿宋" w:eastAsia="仿宋" w:cs="仿宋"/>
+          <w:color w:val="auto"/>
+          <w:sz w:val="32"/>
+          <w:szCs w:val="32"/>
+          <w:highlight w:val="none"/>
+          <w:lang w:val="en-US" w:eastAsia="zh-CN"/>
+        </w:rPr>
+      </w:pPr>
+      <w:r>
+        <w:rPr>
+          <w:rFonts w:hint="eastAsia" w:ascii="仿宋" w:hAnsi="仿宋" w:eastAsia="仿宋" w:cs="仿宋"/>
+          <w:color w:val="auto"/>
+          <w:sz w:val="32"/>
+          <w:szCs w:val="32"/>
+          <w:highlight w:val="none"/>
+          <w:lang w:val="en-US" w:eastAsia="zh-CN"/>
+        </w:rPr>
+        <w:t>（1）接触网关键设施信息：</w:t>
+      </w:r>
     </w:p>
     <w:p>
       <w:pPr>

--- a/src/main/resources/word/test.docx
+++ b/src/main/resources/word/test.docx
@@ -219,8 +219,10 @@
           <w:sz w:val="32"/>
           <w:szCs w:val="32"/>
         </w:rPr>
-        <w:t>{{@image}}</w:t>
-      </w:r>
+        <w:t>{{@snapshot}}</w:t>
+      </w:r>
+      <w:bookmarkStart w:id="0" w:name="_GoBack"/>
+      <w:bookmarkEnd w:id="0"/>
     </w:p>
     <w:p>
       <w:pPr>
@@ -942,8 +944,6 @@
         </w:rPr>
         <w:t>，</w:t>
       </w:r>
-      <w:bookmarkStart w:id="0" w:name="_GoBack"/>
-      <w:bookmarkEnd w:id="0"/>
       <w:r>
         <w:rPr>
           <w:rFonts w:hint="eastAsia" w:ascii="仿宋" w:hAnsi="仿宋" w:eastAsia="仿宋" w:cs="仿宋"/>

--- a/src/main/resources/word/test.docx
+++ b/src/main/resources/word/test.docx
@@ -221,8 +221,6 @@
         </w:rPr>
         <w:t>{{@snapshot}}</w:t>
       </w:r>
-      <w:bookmarkStart w:id="0" w:name="_GoBack"/>
-      <w:bookmarkEnd w:id="0"/>
     </w:p>
     <w:p>
       <w:pPr>
@@ -296,16 +294,7 @@
           <w:sz w:val="32"/>
           <w:szCs w:val="32"/>
         </w:rPr>
-        <w:t>{{i0}}</w:t>
-      </w:r>
-      <w:r>
-        <w:rPr>
-          <w:rFonts w:hint="default" w:ascii="仿宋" w:hAnsi="仿宋" w:eastAsia="仿宋" w:cs="仿宋"/>
-          <w:color w:val="auto"/>
-          <w:sz w:val="32"/>
-          <w:szCs w:val="32"/>
-        </w:rPr>
-        <w:t>A</w:t>
+        <w:t>{{i0}}A</w:t>
       </w:r>
     </w:p>
     <w:p>
@@ -355,16 +344,7 @@
           <w:sz w:val="32"/>
           <w:szCs w:val="32"/>
         </w:rPr>
-        <w:t>{{i1}}</w:t>
-      </w:r>
-      <w:r>
-        <w:rPr>
-          <w:rFonts w:hint="default" w:ascii="仿宋" w:hAnsi="仿宋" w:eastAsia="仿宋" w:cs="仿宋"/>
-          <w:color w:val="auto"/>
-          <w:sz w:val="32"/>
-          <w:szCs w:val="32"/>
-        </w:rPr>
-        <w:t>A</w:t>
+        <w:t>{{i1}}A</w:t>
       </w:r>
     </w:p>
     <w:p>
@@ -414,16 +394,7 @@
           <w:sz w:val="32"/>
           <w:szCs w:val="32"/>
         </w:rPr>
-        <w:t>{{i2}}</w:t>
-      </w:r>
-      <w:r>
-        <w:rPr>
-          <w:rFonts w:hint="default" w:ascii="仿宋" w:hAnsi="仿宋" w:eastAsia="仿宋" w:cs="仿宋"/>
-          <w:color w:val="auto"/>
-          <w:sz w:val="32"/>
-          <w:szCs w:val="32"/>
-        </w:rPr>
-        <w:t>A</w:t>
+        <w:t>{{i2}}A</w:t>
       </w:r>
     </w:p>
     <w:p>
@@ -552,16 +523,7 @@
           <w:sz w:val="32"/>
           <w:szCs w:val="32"/>
         </w:rPr>
-        <w:t>{{xsdlbfjl}}</w:t>
-      </w:r>
-      <w:r>
-        <w:rPr>
-          <w:rFonts w:hint="default" w:ascii="仿宋" w:hAnsi="仿宋" w:eastAsia="仿宋" w:cs="仿宋"/>
-          <w:color w:val="auto"/>
-          <w:sz w:val="32"/>
-          <w:szCs w:val="32"/>
-        </w:rPr>
-        <w:t>km</w:t>
+        <w:t>{{xsdlbfjl}}km</w:t>
       </w:r>
       <w:r>
         <w:rPr>
@@ -574,13 +536,12 @@
       </w:r>
       <w:r>
         <w:rPr>
-          <w:rFonts w:hint="eastAsia" w:ascii="仿宋" w:hAnsi="仿宋" w:eastAsia="仿宋" w:cs="仿宋"/>
-          <w:color w:val="auto"/>
-          <w:sz w:val="32"/>
-          <w:szCs w:val="32"/>
-          <w:highlight w:val="red"/>
-        </w:rPr>
-        <w:t>K238+755</w:t>
+          <w:rFonts w:hint="default" w:ascii="仿宋" w:hAnsi="仿宋" w:eastAsia="仿宋" w:cs="仿宋"/>
+          <w:color w:val="auto"/>
+          <w:sz w:val="32"/>
+          <w:szCs w:val="32"/>
+        </w:rPr>
+        <w:t>{{sxxdlbfglb}}</w:t>
       </w:r>
       <w:r>
         <w:rPr>
@@ -701,14 +662,13 @@
       </w:r>
       <w:r>
         <w:rPr>
-          <w:rFonts w:hint="eastAsia" w:ascii="仿宋" w:hAnsi="仿宋" w:eastAsia="仿宋" w:cs="仿宋"/>
-          <w:color w:val="auto"/>
-          <w:sz w:val="32"/>
-          <w:szCs w:val="32"/>
-          <w:highlight w:val="red"/>
-          <w:lang w:val="en-US" w:eastAsia="zh-CN"/>
-        </w:rPr>
-        <w:t>K238+608</w:t>
+          <w:rFonts w:hint="default" w:ascii="仿宋" w:hAnsi="仿宋" w:eastAsia="仿宋" w:cs="仿宋"/>
+          <w:color w:val="auto"/>
+          <w:sz w:val="32"/>
+          <w:szCs w:val="32"/>
+          <w:lang w:eastAsia="zh-CN"/>
+        </w:rPr>
+        <w:t>{{hldlbglb}}</w:t>
       </w:r>
       <w:r>
         <w:rPr>
@@ -819,13 +779,12 @@
       </w:r>
       <w:r>
         <w:rPr>
-          <w:rFonts w:hint="eastAsia" w:ascii="仿宋" w:hAnsi="仿宋" w:eastAsia="仿宋" w:cs="仿宋"/>
-          <w:color w:val="auto"/>
-          <w:sz w:val="32"/>
-          <w:szCs w:val="32"/>
-          <w:highlight w:val="red"/>
-        </w:rPr>
-        <w:t>K238+755</w:t>
+          <w:rFonts w:hint="default" w:ascii="仿宋" w:hAnsi="仿宋" w:eastAsia="仿宋" w:cs="仿宋"/>
+          <w:color w:val="auto"/>
+          <w:sz w:val="32"/>
+          <w:szCs w:val="32"/>
+        </w:rPr>
+        <w:t>{{dlbfglb}}</w:t>
       </w:r>
       <w:r>
         <w:rPr>
@@ -858,6 +817,8 @@
         </w:rPr>
         <w:t>4、分析数据信息</w:t>
       </w:r>
+      <w:bookmarkStart w:id="0" w:name="_GoBack"/>
+      <w:bookmarkEnd w:id="0"/>
     </w:p>
     <w:p>
       <w:pPr>
@@ -932,17 +893,7 @@
           <w:szCs w:val="32"/>
           <w:lang w:eastAsia="zh-CN"/>
         </w:rPr>
-        <w:t>{{dlbf}}</w:t>
-      </w:r>
-      <w:r>
-        <w:rPr>
-          <w:rFonts w:hint="default" w:ascii="仿宋" w:hAnsi="仿宋" w:eastAsia="仿宋" w:cs="仿宋"/>
-          <w:color w:val="auto"/>
-          <w:sz w:val="32"/>
-          <w:szCs w:val="32"/>
-          <w:lang w:eastAsia="zh-CN"/>
-        </w:rPr>
-        <w:t>，</w:t>
+        <w:t>{{dlbf}}，</w:t>
       </w:r>
       <w:r>
         <w:rPr>
@@ -1121,6 +1072,7 @@
       <w:pPr>
         <w:widowControl w:val="0"/>
         <w:numPr>
+          <w:ilvl w:val="0"/>
           <w:numId w:val="0"/>
         </w:numPr>
         <w:jc w:val="both"/>
@@ -1176,6 +1128,7 @@
     <w:p>
       <w:pPr>
         <w:numPr>
+          <w:ilvl w:val="0"/>
           <w:numId w:val="0"/>
         </w:numPr>
         <w:rPr>
